--- a/data/revised_2026-10_full/outputs/v2/Maths/SS1.2_Indices/Mathematics_Indices_SummaryTable.docx
+++ b/data/revised_2026-10_full/outputs/v2/Maths/SS1.2_Indices/Mathematics_Indices_SummaryTable.docx
@@ -1848,7 +1848,7 @@
         </w:rPr>
         <w:t xml:space="preserve">© 2026 SeaVuria and ARES. This work is licensed under a </w:t>
       </w:r>
-      <w:hyperlink w:history="1" r:id="rIdaunojbu1xgxt4xupqjmqv">
+      <w:hyperlink w:history="1" r:id="rIduamwjxwmjnnya_kfjwlsi">
         <w:r>
           <w:rPr>
             <w:rFonts w:ascii="Arial" w:cs="Arial" w:eastAsia="Arial" w:hAnsi="Arial"/>
@@ -1868,7 +1868,7 @@
         </w:rPr>
         <w:t xml:space="preserve"> (</w:t>
       </w:r>
-      <w:hyperlink w:history="1" r:id="rIdtipkuqh5rrmidssy7b9et">
+      <w:hyperlink w:history="1" r:id="rIdb9euu63wnblb9kw6gd3gu">
         <w:r>
           <w:rPr>
             <w:rFonts w:ascii="Arial" w:cs="Arial" w:eastAsia="Arial" w:hAnsi="Arial"/>
@@ -1888,7 +1888,7 @@
         </w:rPr>
         <w:t xml:space="preserve">). To view a copy of this license, visit </w:t>
       </w:r>
-      <w:hyperlink w:history="1" r:id="rIdhpdxemlgacivuwroqivb5">
+      <w:hyperlink w:history="1" r:id="rIdsiuuuouzqpkuamislfr-h">
         <w:r>
           <w:rPr>
             <w:rFonts w:ascii="Arial" w:cs="Arial" w:eastAsia="Arial" w:hAnsi="Arial"/>
